--- a/縣府案件/12_票券方案決策單_王董勾選用.docx
+++ b/縣府案件/12_票券方案決策單_王董勾選用.docx
@@ -83,6 +83,43 @@
           <w:szCs w:val="21"/>
         </w:rPr>
         <w:t xml:space="preserve">9 月 16 日評估會前必須發文,愈早愈好</w:t>
+      </w:r>
+    </w:p>
+    <w:p>
+      <w:pPr>
+        <w:pBdr>
+          <w:left w:val="single" w:color="8899AA" w:sz="18" w:space="8"/>
+        </w:pBdr>
+        <w:shd w:fill="F4F6F8" w:val="clear"/>
+        <w:spacing w:after="100" w:line="300"/>
+        <w:ind w:left="360"/>
+      </w:pPr>
+      <w:r>
+        <w:rPr>
+          <w:rFonts w:ascii="Microsoft JhengHei" w:cs="Microsoft JhengHei" w:eastAsia="Microsoft JhengHei" w:hAnsi="Microsoft JhengHei"/>
+          <w:sz w:val="21"/>
+          <w:szCs w:val="21"/>
+        </w:rPr>
+        <w:t xml:space="preserve">⏸ </w:t>
+      </w:r>
+      <w:r>
+        <w:rPr>
+          <w:rFonts w:ascii="Microsoft JhengHei" w:cs="Microsoft JhengHei" w:eastAsia="Microsoft JhengHei" w:hAnsi="Microsoft JhengHei"/>
+          <w:b/>
+          <w:bCs/>
+          <w:sz w:val="21"/>
+          <w:szCs w:val="21"/>
+        </w:rPr>
+        <w:t xml:space="preserve">業主 115/8/30 指示:俟本公司提付仲裁後再決定 A/B,本單保留備用。</w:t>
+      </w:r>
+      <w:r>
+        <w:rPr>
+          <w:rFonts w:ascii="Microsoft JhengHei" w:cs="Microsoft JhengHei" w:eastAsia="Microsoft JhengHei" w:hAnsi="Microsoft JhengHei"/>
+          <w:sz w:val="21"/>
+          <w:szCs w:val="21"/>
+        </w:rPr>
+        <w:t xml:space="preserve">
+⚠️ 提醒:消保法按次處罰與仲裁程序並行不悖,裁罰不因提付仲裁而停止;評估會項次 5 屆時無改善方案可呈。建議仲裁提付後儘速回到本單定案。</w:t>
       </w:r>
     </w:p>
     <w:p>

--- a/縣府案件/12_票券方案決策單_王董勾選用.docx
+++ b/縣府案件/12_票券方案決策單_王董勾選用.docx
@@ -110,7 +110,81 @@
           <w:sz w:val="21"/>
           <w:szCs w:val="21"/>
         </w:rPr>
-        <w:t xml:space="preserve">業主 115/8/30 指示:俟本公司提付仲裁後再決定 A/B,本單保留備用。</w:t>
+        <w:t xml:space="preserve">業主 115/8/30 指示:俟本公司提付仲裁後再定案;時點確定後逕發 12A。</w:t>
+      </w:r>
+      <w:r>
+        <w:rPr>
+          <w:rFonts w:ascii="Microsoft JhengHei" w:cs="Microsoft JhengHei" w:eastAsia="Microsoft JhengHei" w:hAnsi="Microsoft JhengHei"/>
+          <w:sz w:val="21"/>
+          <w:szCs w:val="21"/>
+        </w:rPr>
+        <w:t xml:space="preserve">
+❌ </w:t>
+      </w:r>
+      <w:r>
+        <w:rPr>
+          <w:rFonts w:ascii="Microsoft JhengHei" w:cs="Microsoft JhengHei" w:eastAsia="Microsoft JhengHei" w:hAnsi="Microsoft JhengHei"/>
+          <w:b/>
+          <w:bCs/>
+          <w:sz w:val="21"/>
+          <w:szCs w:val="21"/>
+        </w:rPr>
+        <w:t xml:space="preserve">B 案(停售)經業主 115/8/30 評估不可行</w:t>
+      </w:r>
+      <w:r>
+        <w:rPr>
+          <w:rFonts w:ascii="Microsoft JhengHei" w:cs="Microsoft JhengHei" w:eastAsia="Microsoft JhengHei" w:hAnsi="Microsoft JhengHei"/>
+          <w:sz w:val="21"/>
+          <w:szCs w:val="21"/>
+        </w:rPr>
+        <w:t xml:space="preserve">:線上流通票券係由第二方(電子票券平台)以信託方式辦理販售,本公司提供服務、後端分潤;停售將中斷通路與分潤結構。</w:t>
+      </w:r>
+      <w:r>
+        <w:rPr>
+          <w:rFonts w:ascii="Microsoft JhengHei" w:cs="Microsoft JhengHei" w:eastAsia="Microsoft JhengHei" w:hAnsi="Microsoft JhengHei"/>
+          <w:b/>
+          <w:bCs/>
+          <w:sz w:val="21"/>
+          <w:szCs w:val="21"/>
+        </w:rPr>
+        <w:t xml:space="preserve">方向鎖定 A 案(建立履約保障)。</w:t>
+      </w:r>
+      <w:r>
+        <w:rPr>
+          <w:rFonts w:ascii="Microsoft JhengHei" w:cs="Microsoft JhengHei" w:eastAsia="Microsoft JhengHei" w:hAnsi="Microsoft JhengHei"/>
+          <w:sz w:val="21"/>
+          <w:szCs w:val="21"/>
+        </w:rPr>
+        <w:t xml:space="preserve">
+💡 有利發現:平台既以信託方式代售,線上通路之預收價金</w:t>
+      </w:r>
+      <w:r>
+        <w:rPr>
+          <w:rFonts w:ascii="Microsoft JhengHei" w:cs="Microsoft JhengHei" w:eastAsia="Microsoft JhengHei" w:hAnsi="Microsoft JhengHei"/>
+          <w:b/>
+          <w:bCs/>
+          <w:sz w:val="21"/>
+          <w:szCs w:val="21"/>
+        </w:rPr>
+        <w:t xml:space="preserve">或已具履約保障</w:t>
+      </w:r>
+      <w:r>
+        <w:rPr>
+          <w:rFonts w:ascii="Microsoft JhengHei" w:cs="Microsoft JhengHei" w:eastAsia="Microsoft JhengHei" w:hAnsi="Microsoft JhengHei"/>
+          <w:sz w:val="21"/>
+          <w:szCs w:val="21"/>
+        </w:rPr>
+        <w:t xml:space="preserve">——12A 發文時可主張線上部分已有保障、僅就本公司自行發行之實體票券補建機制。</w:t>
+      </w:r>
+      <w:r>
+        <w:rPr>
+          <w:rFonts w:ascii="Microsoft JhengHei" w:cs="Microsoft JhengHei" w:eastAsia="Microsoft JhengHei" w:hAnsi="Microsoft JhengHei"/>
+          <w:b/>
+          <w:bCs/>
+          <w:sz w:val="21"/>
+          <w:szCs w:val="21"/>
+        </w:rPr>
+        <w:t xml:space="preserve">請先向各平台索取信託契約/履約保障證明佐證。</w:t>
       </w:r>
       <w:r>
         <w:rPr>
